--- a/Extrak/documentation/M&B lakhatás dokumentáció.docx
+++ b/Extrak/documentation/M&B lakhatás dokumentáció.docx
@@ -178,6 +178,14 @@
         </w:rPr>
         <w:t xml:space="preserve">: </w:t>
       </w:r>
+      <w:r>
+        <w:rPr>
+          <w:rFonts w:cs="Times New Roman"/>
+          <w:sz w:val="36"/>
+          <w:szCs w:val="36"/>
+        </w:rPr>
+        <w:t>Cséfalvay Bálint, Horváth Márk Attila</w:t>
+      </w:r>
     </w:p>
     <w:p>
       <w:pPr>
@@ -338,7 +346,69 @@
           <w:sz w:val="44"/>
           <w:szCs w:val="44"/>
         </w:rPr>
-        <w:t>CÍM</w:t>
+        <w:t>M&amp;B Lakhatás</w:t>
+      </w:r>
+    </w:p>
+    <w:p>
+      <w:pPr>
+        <w:tabs>
+          <w:tab w:val="left" w:pos="567"/>
+        </w:tabs>
+        <w:spacing w:after="1440" w:line="240" w:lineRule="auto"/>
+        <w:jc w:val="center"/>
+        <w:rPr>
+          <w:noProof/>
+          <w:sz w:val="96"/>
+          <w:szCs w:val="96"/>
+        </w:rPr>
+      </w:pPr>
+      <w:r>
+        <w:rPr>
+          <w:noProof/>
+          <w:sz w:val="96"/>
+          <w:szCs w:val="96"/>
+        </w:rPr>
+        <w:drawing>
+          <wp:inline distT="0" distB="0" distL="0" distR="0" wp14:anchorId="4B291CA6" wp14:editId="21DC2450">
+            <wp:extent cx="5760720" cy="3840480"/>
+            <wp:effectExtent l="0" t="0" r="0" b="7620"/>
+            <wp:docPr id="5" name="Kép 5"/>
+            <wp:cNvGraphicFramePr>
+              <a:graphicFrameLocks xmlns:a="http://schemas.openxmlformats.org/drawingml/2006/main" noChangeAspect="1"/>
+            </wp:cNvGraphicFramePr>
+            <a:graphic xmlns:a="http://schemas.openxmlformats.org/drawingml/2006/main">
+              <a:graphicData uri="http://schemas.openxmlformats.org/drawingml/2006/picture">
+                <pic:pic xmlns:pic="http://schemas.openxmlformats.org/drawingml/2006/picture">
+                  <pic:nvPicPr>
+                    <pic:cNvPr id="5" name="025540cc-117d-4930-a801-e995ec017b9c.png"/>
+                    <pic:cNvPicPr/>
+                  </pic:nvPicPr>
+                  <pic:blipFill>
+                    <a:blip r:embed="rId9" cstate="print">
+                      <a:extLst>
+                        <a:ext uri="{28A0092B-C50C-407E-A947-70E740481C1C}">
+                          <a14:useLocalDpi xmlns:a14="http://schemas.microsoft.com/office/drawing/2010/main" val="0"/>
+                        </a:ext>
+                      </a:extLst>
+                    </a:blip>
+                    <a:stretch>
+                      <a:fillRect/>
+                    </a:stretch>
+                  </pic:blipFill>
+                  <pic:spPr>
+                    <a:xfrm>
+                      <a:off x="0" y="0"/>
+                      <a:ext cx="5760720" cy="3840480"/>
+                    </a:xfrm>
+                    <a:prstGeom prst="rect">
+                      <a:avLst/>
+                    </a:prstGeom>
+                  </pic:spPr>
+                </pic:pic>
+              </a:graphicData>
+            </a:graphic>
+          </wp:inline>
+        </w:drawing>
       </w:r>
     </w:p>
     <w:p>
@@ -354,14 +424,6 @@
           <w:szCs w:val="96"/>
         </w:rPr>
       </w:pPr>
-      <w:r>
-        <w:rPr>
-          <w:noProof/>
-          <w:sz w:val="96"/>
-          <w:szCs w:val="96"/>
-        </w:rPr>
-        <w:t>LOGO</w:t>
-      </w:r>
     </w:p>
     <w:p>
       <w:pPr>
@@ -2776,7 +2838,7 @@
                           </pic:cNvPicPr>
                         </pic:nvPicPr>
                         <pic:blipFill>
-                          <a:blip r:embed="rId9" cstate="print">
+                          <a:blip r:embed="rId10" cstate="print">
                             <a:extLst>
                               <a:ext uri="{28A0092B-C50C-407E-A947-70E740481C1C}">
                                 <a14:useLocalDpi xmlns:a14="http://schemas.microsoft.com/office/drawing/2010/main" val="0"/>
@@ -2805,7 +2867,7 @@
                           </pic:cNvPicPr>
                         </pic:nvPicPr>
                         <pic:blipFill>
-                          <a:blip r:embed="rId10" cstate="print">
+                          <a:blip r:embed="rId11" cstate="print">
                             <a:extLst>
                               <a:ext uri="{28A0092B-C50C-407E-A947-70E740481C1C}">
                                 <a14:useLocalDpi xmlns:a14="http://schemas.microsoft.com/office/drawing/2010/main" val="0"/>
@@ -2834,7 +2896,7 @@
                           </pic:cNvPicPr>
                         </pic:nvPicPr>
                         <pic:blipFill>
-                          <a:blip r:embed="rId11">
+                          <a:blip r:embed="rId12">
                             <a:extLst>
                               <a:ext uri="{28A0092B-C50C-407E-A947-70E740481C1C}">
                                 <a14:useLocalDpi xmlns:a14="http://schemas.microsoft.com/office/drawing/2010/main" val="0"/>
@@ -2861,7 +2923,7 @@
               </wp:anchor>
             </w:drawing>
           </mc:Choice>
-          <mc:Fallback xmlns:w16sdtfl="http://schemas.microsoft.com/office/word/2024/wordml/sdtformatlock" xmlns:w16sdtdh="http://schemas.microsoft.com/office/word/2020/wordml/sdtdatahash" xmlns:w16du="http://schemas.microsoft.com/office/word/2023/wordml/word16du" xmlns:w16="http://schemas.microsoft.com/office/word/2018/wordml" xmlns:w16cex="http://schemas.microsoft.com/office/word/2018/wordml/cex" xmlns:oel="http://schemas.microsoft.com/office/2019/extlst">
+          <mc:Fallback xmlns:oel="http://schemas.microsoft.com/office/2019/extlst" xmlns:w16cex="http://schemas.microsoft.com/office/word/2018/wordml/cex" xmlns:w16="http://schemas.microsoft.com/office/word/2018/wordml" xmlns:w16du="http://schemas.microsoft.com/office/word/2023/wordml/word16du" xmlns:w16sdtdh="http://schemas.microsoft.com/office/word/2020/wordml/sdtdatahash" xmlns:w16sdtfl="http://schemas.microsoft.com/office/word/2024/wordml/sdtformatlock">
             <w:pict>
               <v:group w14:anchorId="55C1DE86" id="Csoportba foglalás 3" o:spid="_x0000_s1026" style="position:absolute;margin-left:0;margin-top:37.25pt;width:447pt;height:207.55pt;z-index:251673600;mso-position-horizontal:left;mso-position-horizontal-relative:margin;mso-position-vertical-relative:margin" coordsize="56769,26358" o:gfxdata="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">
                 <v:shapetype id="_x0000_t75" coordsize="21600,21600" o:spt="75" o:preferrelative="t" path="m@4@5l@4@11@9@11@9@5xe" filled="f" stroked="f">
@@ -5744,6 +5806,9 @@
         <w:jc w:val="center"/>
       </w:pPr>
       <w:r>
+        <w:rPr>
+          <w:noProof/>
+        </w:rPr>
         <w:drawing>
           <wp:inline distT="0" distB="0" distL="0" distR="0" wp14:anchorId="2E026CCA" wp14:editId="27664E26">
             <wp:extent cx="5760720" cy="2845435"/>
@@ -5909,6 +5974,9 @@
         <w:pStyle w:val="Cmsor2"/>
       </w:pPr>
       <w:r>
+        <w:rPr>
+          <w:noProof/>
+        </w:rPr>
         <w:drawing>
           <wp:inline distT="0" distB="0" distL="0" distR="0" wp14:anchorId="380C0B29" wp14:editId="51147F2F">
             <wp:extent cx="5760720" cy="2865120"/>
@@ -5955,13 +6023,17 @@
         </w:numPr>
       </w:pPr>
       <w:r>
-        <w:t xml:space="preserve">A weboldal tetején lévő logó és a mellette található oldalnév egy vissza gombként funkcionálnak, ami </w:t>
-      </w:r>
-      <w:proofErr w:type="gramStart"/>
-      <w:r>
-        <w:t>vissza visz</w:t>
-      </w:r>
-      <w:proofErr w:type="gramEnd"/>
+        <w:t>A</w:t>
+      </w:r>
+      <w:r>
+        <w:t>z oldal</w:t>
+      </w:r>
+      <w:r>
+        <w:t xml:space="preserve"> tetején lévő logó és a mellette található oldalnév egy vissza gombként funkcionálnak, ami </w:t>
+      </w:r>
+      <w:r>
+        <w:t>visszavisz</w:t>
+      </w:r>
       <w:r>
         <w:t xml:space="preserve"> a kezdőoldalra.</w:t>
       </w:r>
@@ -5975,7 +6047,13 @@
         </w:numPr>
       </w:pPr>
       <w:r>
-        <w:t>A weboldal jobb felső sarkába található egy szűrő gomb</w:t>
+        <w:t>A</w:t>
+      </w:r>
+      <w:r>
+        <w:t>z oldal</w:t>
+      </w:r>
+      <w:r>
+        <w:t xml:space="preserve"> jobb felső sarkába található egy szűrő gomb</w:t>
       </w:r>
       <w:r>
         <w:t>,</w:t>
@@ -5989,11 +6067,14 @@
         <w:jc w:val="center"/>
       </w:pPr>
       <w:r>
+        <w:rPr>
+          <w:noProof/>
+        </w:rPr>
         <w:drawing>
-          <wp:inline distT="0" distB="0" distL="0" distR="0" wp14:anchorId="518B4A3D" wp14:editId="529A8422">
-            <wp:extent cx="5760720" cy="745490"/>
-            <wp:effectExtent l="0" t="0" r="0" b="0"/>
-            <wp:docPr id="6" name="Kép 6"/>
+          <wp:inline distT="0" distB="0" distL="0" distR="0" wp14:anchorId="029EDDD5" wp14:editId="52A43D97">
+            <wp:extent cx="5760720" cy="695325"/>
+            <wp:effectExtent l="0" t="0" r="0" b="9525"/>
+            <wp:docPr id="12" name="Kép 12"/>
             <wp:cNvGraphicFramePr>
               <a:graphicFrameLocks xmlns:a="http://schemas.openxmlformats.org/drawingml/2006/main" noChangeAspect="1"/>
             </wp:cNvGraphicFramePr>
@@ -6013,7 +6094,7 @@
                   <pic:spPr>
                     <a:xfrm>
                       <a:off x="0" y="0"/>
-                      <a:ext cx="5760720" cy="745490"/>
+                      <a:ext cx="5760720" cy="695325"/>
                     </a:xfrm>
                     <a:prstGeom prst="rect">
                       <a:avLst/>
@@ -6043,76 +6124,23 @@
       <w:r>
         <w:t xml:space="preserve"> amit az albérletre szán.</w:t>
       </w:r>
+      <w:r>
+        <w:t xml:space="preserve"> </w:t>
+      </w:r>
+      <w:r>
+        <w:t>Ha mínusz számot gépelünk be, akkor hibát fog kiírni.</w:t>
+      </w:r>
     </w:p>
     <w:p>
       <w:pPr>
         <w:pStyle w:val="Listaszerbekezds"/>
-        <w:numPr>
-          <w:ilvl w:val="0"/>
-          <w:numId w:val="22"/>
-        </w:numPr>
-      </w:pPr>
-      <w:r>
-        <w:t>A „Szobák” fülnél be lehet gépelni azt</w:t>
-      </w:r>
-      <w:r>
-        <w:t>,</w:t>
-      </w:r>
-      <w:r>
-        <w:t xml:space="preserve"> hogy minimum (Min) és maximum (Max) hány szobás legyen. Ez a fül </w:t>
-      </w:r>
-      <w:r>
-        <w:t xml:space="preserve">egész és fél szobákat tart nyilván (Pl.: 1, 1.5, </w:t>
-      </w:r>
-      <w:proofErr w:type="gramStart"/>
-      <w:r>
-        <w:t>2, ….</w:t>
-      </w:r>
-      <w:proofErr w:type="gramEnd"/>
-      <w:r>
-        <w:t>).</w:t>
-      </w:r>
-    </w:p>
-    <w:p>
-      <w:pPr>
-        <w:pStyle w:val="Listaszerbekezds"/>
-        <w:numPr>
-          <w:ilvl w:val="0"/>
-          <w:numId w:val="22"/>
-        </w:numPr>
-      </w:pPr>
-      <w:r>
-        <w:t>A „Méret” fülnél be lehet gépelni azt, hogy minimum (Min) és maximum (Max) mekkora legyen az ingatlan. Négyzetméterben megadott értéket kell megadni. Az érték lehet nem egész szám is (Pl.: 45,6).</w:t>
-      </w:r>
-    </w:p>
-    <w:p>
-      <w:pPr>
-        <w:pStyle w:val="Listaszerbekezds"/>
-        <w:numPr>
-          <w:ilvl w:val="0"/>
-          <w:numId w:val="22"/>
-        </w:numPr>
-      </w:pPr>
-      <w:r>
-        <w:t>Az „Ingatlan típusa” fülbe ki lehet választani</w:t>
-      </w:r>
-      <w:r>
-        <w:t>,</w:t>
-      </w:r>
-      <w:r>
-        <w:t xml:space="preserve"> hogy milyen típusú ingatlant keres. Három féle között lehet válogatni (Ház, Lakás, Szoba). Ezek kizárólag albérletek.</w:t>
-      </w:r>
-    </w:p>
-    <w:p>
-      <w:pPr>
-        <w:ind w:left="708"/>
       </w:pPr>
       <w:r>
         <w:drawing>
-          <wp:inline distT="0" distB="0" distL="0" distR="0" wp14:anchorId="1366EA9B" wp14:editId="7CEE1B07">
-            <wp:extent cx="1687563" cy="982825"/>
-            <wp:effectExtent l="0" t="0" r="8255" b="8255"/>
-            <wp:docPr id="7" name="Kép 7"/>
+          <wp:inline distT="0" distB="0" distL="0" distR="0" wp14:anchorId="6D16F0F6" wp14:editId="19E63869">
+            <wp:extent cx="1927440" cy="324046"/>
+            <wp:effectExtent l="0" t="0" r="0" b="0"/>
+            <wp:docPr id="16" name="Kép 16"/>
             <wp:cNvGraphicFramePr>
               <a:graphicFrameLocks xmlns:a="http://schemas.openxmlformats.org/drawingml/2006/main" noChangeAspect="1"/>
             </wp:cNvGraphicFramePr>
@@ -6132,6 +6160,366 @@
                   <pic:spPr>
                     <a:xfrm>
                       <a:off x="0" y="0"/>
+                      <a:ext cx="2136718" cy="359230"/>
+                    </a:xfrm>
+                    <a:prstGeom prst="rect">
+                      <a:avLst/>
+                    </a:prstGeom>
+                  </pic:spPr>
+                </pic:pic>
+              </a:graphicData>
+            </a:graphic>
+          </wp:inline>
+        </w:drawing>
+      </w:r>
+      <w:r>
+        <w:drawing>
+          <wp:anchor distT="0" distB="0" distL="114300" distR="114300" simplePos="0" relativeHeight="251678720" behindDoc="1" locked="0" layoutInCell="1" allowOverlap="1" wp14:anchorId="380465AE" wp14:editId="10774DC5">
+            <wp:simplePos x="0" y="0"/>
+            <wp:positionH relativeFrom="column">
+              <wp:posOffset>2384425</wp:posOffset>
+            </wp:positionH>
+            <wp:positionV relativeFrom="paragraph">
+              <wp:posOffset>-2540</wp:posOffset>
+            </wp:positionV>
+            <wp:extent cx="1670685" cy="372110"/>
+            <wp:effectExtent l="0" t="0" r="5715" b="8890"/>
+            <wp:wrapNone/>
+            <wp:docPr id="17" name="Kép 17"/>
+            <wp:cNvGraphicFramePr>
+              <a:graphicFrameLocks xmlns:a="http://schemas.openxmlformats.org/drawingml/2006/main" noChangeAspect="1"/>
+            </wp:cNvGraphicFramePr>
+            <a:graphic xmlns:a="http://schemas.openxmlformats.org/drawingml/2006/main">
+              <a:graphicData uri="http://schemas.openxmlformats.org/drawingml/2006/picture">
+                <pic:pic xmlns:pic="http://schemas.openxmlformats.org/drawingml/2006/picture">
+                  <pic:nvPicPr>
+                    <pic:cNvPr id="1" name=""/>
+                    <pic:cNvPicPr/>
+                  </pic:nvPicPr>
+                  <pic:blipFill>
+                    <a:blip r:embed="rId28" cstate="print">
+                      <a:extLst>
+                        <a:ext uri="{28A0092B-C50C-407E-A947-70E740481C1C}">
+                          <a14:useLocalDpi xmlns:a14="http://schemas.microsoft.com/office/drawing/2010/main" val="0"/>
+                        </a:ext>
+                      </a:extLst>
+                    </a:blip>
+                    <a:stretch>
+                      <a:fillRect/>
+                    </a:stretch>
+                  </pic:blipFill>
+                  <pic:spPr>
+                    <a:xfrm>
+                      <a:off x="0" y="0"/>
+                      <a:ext cx="1670685" cy="372110"/>
+                    </a:xfrm>
+                    <a:prstGeom prst="rect">
+                      <a:avLst/>
+                    </a:prstGeom>
+                  </pic:spPr>
+                </pic:pic>
+              </a:graphicData>
+            </a:graphic>
+          </wp:anchor>
+        </w:drawing>
+      </w:r>
+    </w:p>
+    <w:p>
+      <w:pPr>
+        <w:pStyle w:val="Listaszerbekezds"/>
+        <w:numPr>
+          <w:ilvl w:val="0"/>
+          <w:numId w:val="22"/>
+        </w:numPr>
+      </w:pPr>
+      <w:r>
+        <w:t>A „Szobák” fülnél be lehet gépelni azt</w:t>
+      </w:r>
+      <w:r>
+        <w:t>,</w:t>
+      </w:r>
+      <w:r>
+        <w:t xml:space="preserve"> hogy minimum (Min) és maximum (Max) hány szobás legyen. Ez a fül </w:t>
+      </w:r>
+      <w:r>
+        <w:t xml:space="preserve">egész és fél szobákat tart nyilván (Pl.: 1, 1.5, </w:t>
+      </w:r>
+      <w:proofErr w:type="gramStart"/>
+      <w:r>
+        <w:t>2, ….</w:t>
+      </w:r>
+      <w:proofErr w:type="gramEnd"/>
+      <w:r>
+        <w:t>)</w:t>
+      </w:r>
+      <w:r>
+        <w:t>.</w:t>
+      </w:r>
+      <w:r>
+        <w:t xml:space="preserve"> </w:t>
+      </w:r>
+      <w:r>
+        <w:t>Ha mínusz számot írunk be, akkor hibát fog kiírni.</w:t>
+      </w:r>
+    </w:p>
+    <w:p>
+      <w:pPr>
+        <w:pStyle w:val="Listaszerbekezds"/>
+      </w:pPr>
+      <w:r>
+        <w:drawing>
+          <wp:anchor distT="0" distB="0" distL="114300" distR="114300" simplePos="0" relativeHeight="251679744" behindDoc="1" locked="0" layoutInCell="1" allowOverlap="1" wp14:anchorId="3E64BADD" wp14:editId="54BC0254">
+            <wp:simplePos x="0" y="0"/>
+            <wp:positionH relativeFrom="column">
+              <wp:posOffset>2361861</wp:posOffset>
+            </wp:positionH>
+            <wp:positionV relativeFrom="paragraph">
+              <wp:posOffset>19413</wp:posOffset>
+            </wp:positionV>
+            <wp:extent cx="1702570" cy="340904"/>
+            <wp:effectExtent l="0" t="0" r="0" b="2540"/>
+            <wp:wrapNone/>
+            <wp:docPr id="19" name="Kép 19"/>
+            <wp:cNvGraphicFramePr>
+              <a:graphicFrameLocks xmlns:a="http://schemas.openxmlformats.org/drawingml/2006/main" noChangeAspect="1"/>
+            </wp:cNvGraphicFramePr>
+            <a:graphic xmlns:a="http://schemas.openxmlformats.org/drawingml/2006/main">
+              <a:graphicData uri="http://schemas.openxmlformats.org/drawingml/2006/picture">
+                <pic:pic xmlns:pic="http://schemas.openxmlformats.org/drawingml/2006/picture">
+                  <pic:nvPicPr>
+                    <pic:cNvPr id="1" name=""/>
+                    <pic:cNvPicPr/>
+                  </pic:nvPicPr>
+                  <pic:blipFill>
+                    <a:blip r:embed="rId29" cstate="print">
+                      <a:extLst>
+                        <a:ext uri="{28A0092B-C50C-407E-A947-70E740481C1C}">
+                          <a14:useLocalDpi xmlns:a14="http://schemas.microsoft.com/office/drawing/2010/main" val="0"/>
+                        </a:ext>
+                      </a:extLst>
+                    </a:blip>
+                    <a:stretch>
+                      <a:fillRect/>
+                    </a:stretch>
+                  </pic:blipFill>
+                  <pic:spPr>
+                    <a:xfrm>
+                      <a:off x="0" y="0"/>
+                      <a:ext cx="1706442" cy="341679"/>
+                    </a:xfrm>
+                    <a:prstGeom prst="rect">
+                      <a:avLst/>
+                    </a:prstGeom>
+                  </pic:spPr>
+                </pic:pic>
+              </a:graphicData>
+            </a:graphic>
+            <wp14:sizeRelH relativeFrom="margin">
+              <wp14:pctWidth>0</wp14:pctWidth>
+            </wp14:sizeRelH>
+            <wp14:sizeRelV relativeFrom="margin">
+              <wp14:pctHeight>0</wp14:pctHeight>
+            </wp14:sizeRelV>
+          </wp:anchor>
+        </w:drawing>
+      </w:r>
+      <w:r>
+        <w:drawing>
+          <wp:inline distT="0" distB="0" distL="0" distR="0" wp14:anchorId="269E2068" wp14:editId="1D35D59C">
+            <wp:extent cx="1911416" cy="331872"/>
+            <wp:effectExtent l="0" t="0" r="0" b="0"/>
+            <wp:docPr id="18" name="Kép 18"/>
+            <wp:cNvGraphicFramePr>
+              <a:graphicFrameLocks xmlns:a="http://schemas.openxmlformats.org/drawingml/2006/main" noChangeAspect="1"/>
+            </wp:cNvGraphicFramePr>
+            <a:graphic xmlns:a="http://schemas.openxmlformats.org/drawingml/2006/main">
+              <a:graphicData uri="http://schemas.openxmlformats.org/drawingml/2006/picture">
+                <pic:pic xmlns:pic="http://schemas.openxmlformats.org/drawingml/2006/picture">
+                  <pic:nvPicPr>
+                    <pic:cNvPr id="1" name=""/>
+                    <pic:cNvPicPr/>
+                  </pic:nvPicPr>
+                  <pic:blipFill>
+                    <a:blip r:embed="rId30"/>
+                    <a:stretch>
+                      <a:fillRect/>
+                    </a:stretch>
+                  </pic:blipFill>
+                  <pic:spPr>
+                    <a:xfrm>
+                      <a:off x="0" y="0"/>
+                      <a:ext cx="2042719" cy="354670"/>
+                    </a:xfrm>
+                    <a:prstGeom prst="rect">
+                      <a:avLst/>
+                    </a:prstGeom>
+                  </pic:spPr>
+                </pic:pic>
+              </a:graphicData>
+            </a:graphic>
+          </wp:inline>
+        </w:drawing>
+      </w:r>
+    </w:p>
+    <w:p>
+      <w:pPr>
+        <w:pStyle w:val="Listaszerbekezds"/>
+        <w:numPr>
+          <w:ilvl w:val="0"/>
+          <w:numId w:val="22"/>
+        </w:numPr>
+      </w:pPr>
+      <w:r>
+        <w:t>A „Méret” fülnél be lehet gépelni azt, hogy minimum (Min) és maximum (Max) mekkora legyen az ingatlan. Négyzetméterben megadott értéket kell megadni. Az érték lehet nem egész szám is (Pl.: 45,6).</w:t>
+      </w:r>
+      <w:r>
+        <w:t xml:space="preserve"> Ha mínusz számot írunk, akkor hibát fog kiírni.</w:t>
+      </w:r>
+    </w:p>
+    <w:p>
+      <w:pPr>
+        <w:pStyle w:val="Listaszerbekezds"/>
+      </w:pPr>
+      <w:r>
+        <w:drawing>
+          <wp:anchor distT="0" distB="0" distL="114300" distR="114300" simplePos="0" relativeHeight="251680768" behindDoc="1" locked="0" layoutInCell="1" allowOverlap="1" wp14:anchorId="4C37F3EA" wp14:editId="2A4509D6">
+            <wp:simplePos x="0" y="0"/>
+            <wp:positionH relativeFrom="column">
+              <wp:posOffset>2397523</wp:posOffset>
+            </wp:positionH>
+            <wp:positionV relativeFrom="paragraph">
+              <wp:posOffset>16191</wp:posOffset>
+            </wp:positionV>
+            <wp:extent cx="1804670" cy="334645"/>
+            <wp:effectExtent l="0" t="0" r="5080" b="8255"/>
+            <wp:wrapNone/>
+            <wp:docPr id="21" name="Kép 21"/>
+            <wp:cNvGraphicFramePr>
+              <a:graphicFrameLocks xmlns:a="http://schemas.openxmlformats.org/drawingml/2006/main" noChangeAspect="1"/>
+            </wp:cNvGraphicFramePr>
+            <a:graphic xmlns:a="http://schemas.openxmlformats.org/drawingml/2006/main">
+              <a:graphicData uri="http://schemas.openxmlformats.org/drawingml/2006/picture">
+                <pic:pic xmlns:pic="http://schemas.openxmlformats.org/drawingml/2006/picture">
+                  <pic:nvPicPr>
+                    <pic:cNvPr id="1" name=""/>
+                    <pic:cNvPicPr/>
+                  </pic:nvPicPr>
+                  <pic:blipFill>
+                    <a:blip r:embed="rId31" cstate="print">
+                      <a:extLst>
+                        <a:ext uri="{28A0092B-C50C-407E-A947-70E740481C1C}">
+                          <a14:useLocalDpi xmlns:a14="http://schemas.microsoft.com/office/drawing/2010/main" val="0"/>
+                        </a:ext>
+                      </a:extLst>
+                    </a:blip>
+                    <a:stretch>
+                      <a:fillRect/>
+                    </a:stretch>
+                  </pic:blipFill>
+                  <pic:spPr>
+                    <a:xfrm>
+                      <a:off x="0" y="0"/>
+                      <a:ext cx="1804670" cy="334645"/>
+                    </a:xfrm>
+                    <a:prstGeom prst="rect">
+                      <a:avLst/>
+                    </a:prstGeom>
+                  </pic:spPr>
+                </pic:pic>
+              </a:graphicData>
+            </a:graphic>
+          </wp:anchor>
+        </w:drawing>
+      </w:r>
+      <w:r>
+        <w:drawing>
+          <wp:inline distT="0" distB="0" distL="0" distR="0" wp14:anchorId="11D4CD55" wp14:editId="37CD1F01">
+            <wp:extent cx="1948660" cy="325492"/>
+            <wp:effectExtent l="0" t="0" r="0" b="0"/>
+            <wp:docPr id="20" name="Kép 20"/>
+            <wp:cNvGraphicFramePr>
+              <a:graphicFrameLocks xmlns:a="http://schemas.openxmlformats.org/drawingml/2006/main" noChangeAspect="1"/>
+            </wp:cNvGraphicFramePr>
+            <a:graphic xmlns:a="http://schemas.openxmlformats.org/drawingml/2006/main">
+              <a:graphicData uri="http://schemas.openxmlformats.org/drawingml/2006/picture">
+                <pic:pic xmlns:pic="http://schemas.openxmlformats.org/drawingml/2006/picture">
+                  <pic:nvPicPr>
+                    <pic:cNvPr id="1" name=""/>
+                    <pic:cNvPicPr/>
+                  </pic:nvPicPr>
+                  <pic:blipFill>
+                    <a:blip r:embed="rId32"/>
+                    <a:stretch>
+                      <a:fillRect/>
+                    </a:stretch>
+                  </pic:blipFill>
+                  <pic:spPr>
+                    <a:xfrm>
+                      <a:off x="0" y="0"/>
+                      <a:ext cx="2138827" cy="357256"/>
+                    </a:xfrm>
+                    <a:prstGeom prst="rect">
+                      <a:avLst/>
+                    </a:prstGeom>
+                  </pic:spPr>
+                </pic:pic>
+              </a:graphicData>
+            </a:graphic>
+          </wp:inline>
+        </w:drawing>
+      </w:r>
+    </w:p>
+    <w:p>
+      <w:pPr>
+        <w:pStyle w:val="Listaszerbekezds"/>
+        <w:numPr>
+          <w:ilvl w:val="0"/>
+          <w:numId w:val="22"/>
+        </w:numPr>
+      </w:pPr>
+      <w:r>
+        <w:lastRenderedPageBreak/>
+        <w:t>Az „Ingatlan típusa” fülbe ki lehet választani</w:t>
+      </w:r>
+      <w:r>
+        <w:t>,</w:t>
+      </w:r>
+      <w:r>
+        <w:t xml:space="preserve"> hogy milyen típusú ingatlant keres. Három féle között lehet válogatni (Ház, Lakás, Szoba). Ezek kizárólag albérletek.</w:t>
+      </w:r>
+    </w:p>
+    <w:p>
+      <w:pPr>
+        <w:ind w:left="708"/>
+      </w:pPr>
+      <w:r>
+        <w:rPr>
+          <w:noProof/>
+        </w:rPr>
+        <w:drawing>
+          <wp:inline distT="0" distB="0" distL="0" distR="0" wp14:anchorId="1366EA9B" wp14:editId="7CEE1B07">
+            <wp:extent cx="1687563" cy="982825"/>
+            <wp:effectExtent l="0" t="0" r="8255" b="8255"/>
+            <wp:docPr id="7" name="Kép 7"/>
+            <wp:cNvGraphicFramePr>
+              <a:graphicFrameLocks xmlns:a="http://schemas.openxmlformats.org/drawingml/2006/main" noChangeAspect="1"/>
+            </wp:cNvGraphicFramePr>
+            <a:graphic xmlns:a="http://schemas.openxmlformats.org/drawingml/2006/main">
+              <a:graphicData uri="http://schemas.openxmlformats.org/drawingml/2006/picture">
+                <pic:pic xmlns:pic="http://schemas.openxmlformats.org/drawingml/2006/picture">
+                  <pic:nvPicPr>
+                    <pic:cNvPr id="1" name=""/>
+                    <pic:cNvPicPr/>
+                  </pic:nvPicPr>
+                  <pic:blipFill>
+                    <a:blip r:embed="rId33"/>
+                    <a:stretch>
+                      <a:fillRect/>
+                    </a:stretch>
+                  </pic:blipFill>
+                  <pic:spPr>
+                    <a:xfrm>
+                      <a:off x="0" y="0"/>
                       <a:ext cx="1778711" cy="1035909"/>
                     </a:xfrm>
                     <a:prstGeom prst="rect">
@@ -6154,7 +6542,6 @@
         </w:numPr>
       </w:pPr>
       <w:r>
-        <w:lastRenderedPageBreak/>
         <w:t xml:space="preserve">A „Város” fülben ki lehet választani az igényelt várost. Ha egy olyan várost adsz meg ami nincs akkor azt </w:t>
       </w:r>
       <w:r>
@@ -6211,7 +6598,7 @@
                     <pic:cNvPicPr/>
                   </pic:nvPicPr>
                   <pic:blipFill>
-                    <a:blip r:embed="rId28" cstate="print">
+                    <a:blip r:embed="rId34" cstate="print">
                       <a:extLst>
                         <a:ext uri="{28A0092B-C50C-407E-A947-70E740481C1C}">
                           <a14:useLocalDpi xmlns:a14="http://schemas.microsoft.com/office/drawing/2010/main" val="0"/>
@@ -6244,6 +6631,9 @@
         </w:drawing>
       </w:r>
       <w:r>
+        <w:rPr>
+          <w:noProof/>
+        </w:rPr>
         <w:drawing>
           <wp:anchor distT="0" distB="0" distL="114300" distR="114300" simplePos="0" relativeHeight="251676672" behindDoc="1" locked="0" layoutInCell="1" allowOverlap="1" wp14:anchorId="0486D1AF" wp14:editId="6D36C8A3">
             <wp:simplePos x="0" y="0"/>
@@ -6268,7 +6658,7 @@
                     <pic:cNvPicPr/>
                   </pic:nvPicPr>
                   <pic:blipFill>
-                    <a:blip r:embed="rId29" cstate="print">
+                    <a:blip r:embed="rId35" cstate="print">
                       <a:extLst>
                         <a:ext uri="{28A0092B-C50C-407E-A947-70E740481C1C}">
                           <a14:useLocalDpi xmlns:a14="http://schemas.microsoft.com/office/drawing/2010/main" val="0"/>
@@ -6301,6 +6691,9 @@
         </w:drawing>
       </w:r>
       <w:r>
+        <w:rPr>
+          <w:noProof/>
+        </w:rPr>
         <w:drawing>
           <wp:inline distT="0" distB="0" distL="0" distR="0" wp14:anchorId="2A8385BC" wp14:editId="432F5CB2">
             <wp:extent cx="1460048" cy="1804368"/>
@@ -6317,7 +6710,7 @@
                     <pic:cNvPicPr/>
                   </pic:nvPicPr>
                   <pic:blipFill>
-                    <a:blip r:embed="rId30"/>
+                    <a:blip r:embed="rId36"/>
                     <a:stretch>
                       <a:fillRect/>
                     </a:stretch>
@@ -6351,8 +6744,133 @@
           <w:ilvl w:val="0"/>
           <w:numId w:val="22"/>
         </w:numPr>
-      </w:pPr>
-      <w:r>
+        <w:rPr>
+          <w:noProof/>
+        </w:rPr>
+      </w:pPr>
+      <w:r>
+        <w:rPr>
+          <w:noProof/>
+        </w:rPr>
+        <w:t>A  „</w:t>
+      </w:r>
+      <w:r>
+        <w:rPr>
+          <w:noProof/>
+        </w:rPr>
+        <w:t>M</w:t>
+      </w:r>
+      <w:r>
+        <w:rPr>
+          <w:noProof/>
+        </w:rPr>
+        <w:t>egye” fülön ki lehet választani, hogy melyik megyébe keressen albérletet. Ugyanúgy működik</w:t>
+      </w:r>
+      <w:r>
+        <w:rPr>
+          <w:noProof/>
+        </w:rPr>
+        <w:t>, mint a város szűrő, a létező megyék a kinyíló menüben látható</w:t>
+      </w:r>
+      <w:r>
+        <w:rPr>
+          <w:noProof/>
+        </w:rPr>
+        <w:t>ak</w:t>
+      </w:r>
+      <w:r>
+        <w:rPr>
+          <w:noProof/>
+        </w:rPr>
+        <w:t xml:space="preserve"> az összes olyan </w:t>
+      </w:r>
+      <w:bookmarkStart w:id="19" w:name="_GoBack"/>
+      <w:bookmarkEnd w:id="19"/>
+      <w:r>
+        <w:rPr>
+          <w:noProof/>
+        </w:rPr>
+        <w:t xml:space="preserve">megye ahol található albérlet, vagy be is lehet gépelni a megyét. Amennyiben olyan megye </w:t>
+      </w:r>
+      <w:r>
+        <w:rPr>
+          <w:noProof/>
+        </w:rPr>
+        <w:t>van begépelve, ahol még nincs albérletünk azt írja ki, hogy „</w:t>
+      </w:r>
+      <w:r>
+        <w:rPr>
+          <w:noProof/>
+        </w:rPr>
+        <w:t>Nincs ilyen megye…</w:t>
+      </w:r>
+      <w:r>
+        <w:rPr>
+          <w:noProof/>
+        </w:rPr>
+        <w:t>”</w:t>
+      </w:r>
+    </w:p>
+    <w:p>
+      <w:pPr>
+        <w:pStyle w:val="Listaszerbekezds"/>
+        <w:rPr>
+          <w:noProof/>
+        </w:rPr>
+      </w:pPr>
+      <w:r>
+        <w:rPr>
+          <w:noProof/>
+        </w:rPr>
+        <w:drawing>
+          <wp:inline distT="0" distB="0" distL="0" distR="0" wp14:anchorId="717E7DFC" wp14:editId="41156CC7">
+            <wp:extent cx="1563850" cy="1224032"/>
+            <wp:effectExtent l="0" t="0" r="0" b="0"/>
+            <wp:docPr id="13" name="Kép 13"/>
+            <wp:cNvGraphicFramePr>
+              <a:graphicFrameLocks xmlns:a="http://schemas.openxmlformats.org/drawingml/2006/main" noChangeAspect="1"/>
+            </wp:cNvGraphicFramePr>
+            <a:graphic xmlns:a="http://schemas.openxmlformats.org/drawingml/2006/main">
+              <a:graphicData uri="http://schemas.openxmlformats.org/drawingml/2006/picture">
+                <pic:pic xmlns:pic="http://schemas.openxmlformats.org/drawingml/2006/picture">
+                  <pic:nvPicPr>
+                    <pic:cNvPr id="1" name=""/>
+                    <pic:cNvPicPr/>
+                  </pic:nvPicPr>
+                  <pic:blipFill>
+                    <a:blip r:embed="rId37"/>
+                    <a:stretch>
+                      <a:fillRect/>
+                    </a:stretch>
+                  </pic:blipFill>
+                  <pic:spPr>
+                    <a:xfrm>
+                      <a:off x="0" y="0"/>
+                      <a:ext cx="1616192" cy="1265000"/>
+                    </a:xfrm>
+                    <a:prstGeom prst="rect">
+                      <a:avLst/>
+                    </a:prstGeom>
+                  </pic:spPr>
+                </pic:pic>
+              </a:graphicData>
+            </a:graphic>
+          </wp:inline>
+        </w:drawing>
+      </w:r>
+    </w:p>
+    <w:p>
+      <w:pPr>
+        <w:pStyle w:val="Listaszerbekezds"/>
+        <w:pageBreakBefore/>
+        <w:numPr>
+          <w:ilvl w:val="0"/>
+          <w:numId w:val="22"/>
+        </w:numPr>
+        <w:ind w:left="714" w:hanging="357"/>
+      </w:pPr>
+      <w:r>
+        <w:lastRenderedPageBreak/>
         <w:t xml:space="preserve">A „Kényelem” fülön kettő dolgot lehet kiválasztani, az albérlet bútorozottságát és </w:t>
       </w:r>
       <w:r>
@@ -6364,6 +6882,9 @@
         <w:pStyle w:val="Listaszerbekezds"/>
       </w:pPr>
       <w:r>
+        <w:rPr>
+          <w:noProof/>
+        </w:rPr>
         <w:drawing>
           <wp:inline distT="0" distB="0" distL="0" distR="0" wp14:anchorId="4E81EDE7" wp14:editId="310BFE3F">
             <wp:extent cx="1775344" cy="834530"/>
@@ -6380,7 +6901,7 @@
                     <pic:cNvPicPr/>
                   </pic:nvPicPr>
                   <pic:blipFill>
-                    <a:blip r:embed="rId31"/>
+                    <a:blip r:embed="rId38"/>
                     <a:stretch>
                       <a:fillRect/>
                     </a:stretch>
@@ -6400,8 +6921,832 @@
           </wp:inline>
         </w:drawing>
       </w:r>
-      <w:bookmarkStart w:id="19" w:name="_GoBack"/>
-      <w:bookmarkEnd w:id="19"/>
+    </w:p>
+    <w:p>
+      <w:pPr>
+        <w:pStyle w:val="Listaszerbekezds"/>
+        <w:numPr>
+          <w:ilvl w:val="0"/>
+          <w:numId w:val="22"/>
+        </w:numPr>
+        <w:ind w:left="714" w:hanging="357"/>
+      </w:pPr>
+      <w:r>
+        <w:t>A „Rendezés” fülön azt lehet kiválasztani azt, hogy milyen sorrendbe legyenek az albérletek.</w:t>
+      </w:r>
+      <w:r>
+        <w:t xml:space="preserve"> A kinyíló menüben látható, hogy három féle rendezés van, az első a „Legújabb elöl” </w:t>
+      </w:r>
+      <w:r>
+        <w:t xml:space="preserve">az alapméretezett feltétel, </w:t>
+      </w:r>
+      <w:r>
+        <w:t>ez azt csinálja, hogy a legutoljára feltöltött albérletet teszi a legelső helyre. A második a „Legolcsóbb elöl” az azt csinálja, hogy a legolcsóbb albérletet teszi a legelőre és ár szerint növekvő sorrendbe helyezi az albérleteket. A harmadik a „Legdrágább elöl” az a legdrágább albérlet van a sor legelején és ár szerint csökkenő sorrendbe teszi az albérleteket.</w:t>
+      </w:r>
+    </w:p>
+    <w:p>
+      <w:pPr>
+        <w:pStyle w:val="Listaszerbekezds"/>
+        <w:ind w:left="714"/>
+      </w:pPr>
+      <w:r>
+        <w:drawing>
+          <wp:inline distT="0" distB="0" distL="0" distR="0" wp14:anchorId="00A439BD" wp14:editId="7F8330C9">
+            <wp:extent cx="2423044" cy="1111240"/>
+            <wp:effectExtent l="0" t="0" r="0" b="0"/>
+            <wp:docPr id="14" name="Kép 14"/>
+            <wp:cNvGraphicFramePr>
+              <a:graphicFrameLocks xmlns:a="http://schemas.openxmlformats.org/drawingml/2006/main" noChangeAspect="1"/>
+            </wp:cNvGraphicFramePr>
+            <a:graphic xmlns:a="http://schemas.openxmlformats.org/drawingml/2006/main">
+              <a:graphicData uri="http://schemas.openxmlformats.org/drawingml/2006/picture">
+                <pic:pic xmlns:pic="http://schemas.openxmlformats.org/drawingml/2006/picture">
+                  <pic:nvPicPr>
+                    <pic:cNvPr id="1" name=""/>
+                    <pic:cNvPicPr/>
+                  </pic:nvPicPr>
+                  <pic:blipFill>
+                    <a:blip r:embed="rId39"/>
+                    <a:stretch>
+                      <a:fillRect/>
+                    </a:stretch>
+                  </pic:blipFill>
+                  <pic:spPr>
+                    <a:xfrm>
+                      <a:off x="0" y="0"/>
+                      <a:ext cx="2504760" cy="1148716"/>
+                    </a:xfrm>
+                    <a:prstGeom prst="rect">
+                      <a:avLst/>
+                    </a:prstGeom>
+                  </pic:spPr>
+                </pic:pic>
+              </a:graphicData>
+            </a:graphic>
+          </wp:inline>
+        </w:drawing>
+      </w:r>
+    </w:p>
+    <w:p>
+      <w:pPr>
+        <w:pStyle w:val="Listaszerbekezds"/>
+        <w:numPr>
+          <w:ilvl w:val="0"/>
+          <w:numId w:val="22"/>
+        </w:numPr>
+      </w:pPr>
+      <w:r>
+        <w:t>A szűrő jobb alsó sarkába található kettő gomb a „Keresés indítása” és a „Szűrők törlése”. A „Keresés indítása” gomb lenyomása után a szűrő szerint beállított feltételek teljesülnek és csak azokat az albérleteket adja ki, amik megfelelnek minden feltételnek. A „Szűrők törlése” gomb kitörli, a megadott szűrő feltételeket és a gomb lenyomása után megjelenik az összes albérlet az alapméretezett legújabb elöl módon.</w:t>
+      </w:r>
+    </w:p>
+    <w:p>
+      <w:pPr>
+        <w:pStyle w:val="Listaszerbekezds"/>
+      </w:pPr>
+      <w:r>
+        <w:drawing>
+          <wp:inline distT="0" distB="0" distL="0" distR="0" wp14:anchorId="4D315DCF" wp14:editId="79E8B080">
+            <wp:extent cx="4515480" cy="571580"/>
+            <wp:effectExtent l="0" t="0" r="0" b="0"/>
+            <wp:docPr id="15" name="Kép 15"/>
+            <wp:cNvGraphicFramePr>
+              <a:graphicFrameLocks xmlns:a="http://schemas.openxmlformats.org/drawingml/2006/main" noChangeAspect="1"/>
+            </wp:cNvGraphicFramePr>
+            <a:graphic xmlns:a="http://schemas.openxmlformats.org/drawingml/2006/main">
+              <a:graphicData uri="http://schemas.openxmlformats.org/drawingml/2006/picture">
+                <pic:pic xmlns:pic="http://schemas.openxmlformats.org/drawingml/2006/picture">
+                  <pic:nvPicPr>
+                    <pic:cNvPr id="1" name=""/>
+                    <pic:cNvPicPr/>
+                  </pic:nvPicPr>
+                  <pic:blipFill>
+                    <a:blip r:embed="rId40"/>
+                    <a:stretch>
+                      <a:fillRect/>
+                    </a:stretch>
+                  </pic:blipFill>
+                  <pic:spPr>
+                    <a:xfrm>
+                      <a:off x="0" y="0"/>
+                      <a:ext cx="4515480" cy="571580"/>
+                    </a:xfrm>
+                    <a:prstGeom prst="rect">
+                      <a:avLst/>
+                    </a:prstGeom>
+                  </pic:spPr>
+                </pic:pic>
+              </a:graphicData>
+            </a:graphic>
+          </wp:inline>
+        </w:drawing>
+      </w:r>
+    </w:p>
+    <w:p>
+      <w:pPr>
+        <w:pStyle w:val="Listaszerbekezds"/>
+        <w:pageBreakBefore/>
+        <w:numPr>
+          <w:ilvl w:val="0"/>
+          <w:numId w:val="22"/>
+        </w:numPr>
+        <w:ind w:left="714" w:hanging="357"/>
+      </w:pPr>
+      <w:r>
+        <w:lastRenderedPageBreak/>
+        <w:t>Az albérletek kártyákon</w:t>
+      </w:r>
+      <w:r>
+        <w:t xml:space="preserve"> jelennek meg</w:t>
+      </w:r>
+      <w:r>
+        <w:t>. A kártyák felső felén látható egy kép az albérletről, a típusa (Ház, Lakás, Szoba) és az albérlet bérleti díja.</w:t>
+      </w:r>
+    </w:p>
+    <w:p>
+      <w:pPr>
+        <w:pStyle w:val="Listaszerbekezds"/>
+        <w:ind w:left="714"/>
+      </w:pPr>
+      <w:r>
+        <w:drawing>
+          <wp:inline distT="0" distB="0" distL="0" distR="0" wp14:anchorId="3D78CB16" wp14:editId="67261A63">
+            <wp:extent cx="2309654" cy="1740450"/>
+            <wp:effectExtent l="0" t="0" r="0" b="0"/>
+            <wp:docPr id="22" name="Kép 22"/>
+            <wp:cNvGraphicFramePr>
+              <a:graphicFrameLocks xmlns:a="http://schemas.openxmlformats.org/drawingml/2006/main" noChangeAspect="1"/>
+            </wp:cNvGraphicFramePr>
+            <a:graphic xmlns:a="http://schemas.openxmlformats.org/drawingml/2006/main">
+              <a:graphicData uri="http://schemas.openxmlformats.org/drawingml/2006/picture">
+                <pic:pic xmlns:pic="http://schemas.openxmlformats.org/drawingml/2006/picture">
+                  <pic:nvPicPr>
+                    <pic:cNvPr id="1" name=""/>
+                    <pic:cNvPicPr/>
+                  </pic:nvPicPr>
+                  <pic:blipFill>
+                    <a:blip r:embed="rId41"/>
+                    <a:stretch>
+                      <a:fillRect/>
+                    </a:stretch>
+                  </pic:blipFill>
+                  <pic:spPr>
+                    <a:xfrm>
+                      <a:off x="0" y="0"/>
+                      <a:ext cx="2355867" cy="1775274"/>
+                    </a:xfrm>
+                    <a:prstGeom prst="rect">
+                      <a:avLst/>
+                    </a:prstGeom>
+                  </pic:spPr>
+                </pic:pic>
+              </a:graphicData>
+            </a:graphic>
+          </wp:inline>
+        </w:drawing>
+      </w:r>
+    </w:p>
+    <w:p>
+      <w:pPr>
+        <w:pStyle w:val="Listaszerbekezds"/>
+        <w:ind w:left="714"/>
+      </w:pPr>
+      <w:r>
+        <w:t>A kártya alsó felén találhatóak a legfontosabb adatok. Az albérlet címe, alatta, hogy melyik városban helyezkedik el, az alatt pedig az albérlet belső adatai, mennyi szoba található benne, hány négyzetméter és hányadik/hány emeletes az albérlet.</w:t>
+      </w:r>
+    </w:p>
+    <w:p>
+      <w:pPr>
+        <w:pStyle w:val="Listaszerbekezds"/>
+        <w:ind w:left="714"/>
+      </w:pPr>
+      <w:r>
+        <w:drawing>
+          <wp:inline distT="0" distB="0" distL="0" distR="0" wp14:anchorId="163CAFD1" wp14:editId="5BC8B3E0">
+            <wp:extent cx="2408694" cy="903260"/>
+            <wp:effectExtent l="0" t="0" r="0" b="0"/>
+            <wp:docPr id="24" name="Kép 24"/>
+            <wp:cNvGraphicFramePr>
+              <a:graphicFrameLocks xmlns:a="http://schemas.openxmlformats.org/drawingml/2006/main" noChangeAspect="1"/>
+            </wp:cNvGraphicFramePr>
+            <a:graphic xmlns:a="http://schemas.openxmlformats.org/drawingml/2006/main">
+              <a:graphicData uri="http://schemas.openxmlformats.org/drawingml/2006/picture">
+                <pic:pic xmlns:pic="http://schemas.openxmlformats.org/drawingml/2006/picture">
+                  <pic:nvPicPr>
+                    <pic:cNvPr id="1" name=""/>
+                    <pic:cNvPicPr/>
+                  </pic:nvPicPr>
+                  <pic:blipFill>
+                    <a:blip r:embed="rId42"/>
+                    <a:stretch>
+                      <a:fillRect/>
+                    </a:stretch>
+                  </pic:blipFill>
+                  <pic:spPr>
+                    <a:xfrm>
+                      <a:off x="0" y="0"/>
+                      <a:ext cx="2485817" cy="932181"/>
+                    </a:xfrm>
+                    <a:prstGeom prst="rect">
+                      <a:avLst/>
+                    </a:prstGeom>
+                  </pic:spPr>
+                </pic:pic>
+              </a:graphicData>
+            </a:graphic>
+          </wp:inline>
+        </w:drawing>
+      </w:r>
+    </w:p>
+    <w:p>
+      <w:pPr>
+        <w:pStyle w:val="Listaszerbekezds"/>
+        <w:ind w:left="714"/>
+      </w:pPr>
+      <w:r>
+        <w:t>A kártya legalján található egy „Részletek” gomb, arra nyomva előjön az albérlet részletes leírása.</w:t>
+      </w:r>
+    </w:p>
+    <w:p>
+      <w:pPr>
+        <w:pStyle w:val="Listaszerbekezds"/>
+        <w:ind w:left="714"/>
+      </w:pPr>
+      <w:r>
+        <w:drawing>
+          <wp:inline distT="0" distB="0" distL="0" distR="0" wp14:anchorId="1635D48F" wp14:editId="2A283E14">
+            <wp:extent cx="1190791" cy="352474"/>
+            <wp:effectExtent l="0" t="0" r="9525" b="9525"/>
+            <wp:docPr id="25" name="Kép 25"/>
+            <wp:cNvGraphicFramePr>
+              <a:graphicFrameLocks xmlns:a="http://schemas.openxmlformats.org/drawingml/2006/main" noChangeAspect="1"/>
+            </wp:cNvGraphicFramePr>
+            <a:graphic xmlns:a="http://schemas.openxmlformats.org/drawingml/2006/main">
+              <a:graphicData uri="http://schemas.openxmlformats.org/drawingml/2006/picture">
+                <pic:pic xmlns:pic="http://schemas.openxmlformats.org/drawingml/2006/picture">
+                  <pic:nvPicPr>
+                    <pic:cNvPr id="1" name=""/>
+                    <pic:cNvPicPr/>
+                  </pic:nvPicPr>
+                  <pic:blipFill>
+                    <a:blip r:embed="rId43"/>
+                    <a:stretch>
+                      <a:fillRect/>
+                    </a:stretch>
+                  </pic:blipFill>
+                  <pic:spPr>
+                    <a:xfrm>
+                      <a:off x="0" y="0"/>
+                      <a:ext cx="1190791" cy="352474"/>
+                    </a:xfrm>
+                    <a:prstGeom prst="rect">
+                      <a:avLst/>
+                    </a:prstGeom>
+                  </pic:spPr>
+                </pic:pic>
+              </a:graphicData>
+            </a:graphic>
+          </wp:inline>
+        </w:drawing>
+      </w:r>
+    </w:p>
+    <w:p>
+      <w:pPr>
+        <w:pStyle w:val="Listaszerbekezds"/>
+        <w:numPr>
+          <w:ilvl w:val="0"/>
+          <w:numId w:val="22"/>
+        </w:numPr>
+      </w:pPr>
+      <w:r>
+        <w:t xml:space="preserve">A weboldal alján lévő ikonok elvisznek külön linkelt oldalakra </w:t>
+      </w:r>
+    </w:p>
+    <w:p>
+      <w:pPr>
+        <w:pStyle w:val="Listaszerbekezds"/>
+        <w:numPr>
+          <w:ilvl w:val="1"/>
+          <w:numId w:val="22"/>
+        </w:numPr>
+      </w:pPr>
+      <w:r>
+        <w:t>A facebookikon elvisz a készítő Facebook oldalára.</w:t>
+      </w:r>
+    </w:p>
+    <w:p>
+      <w:pPr>
+        <w:pStyle w:val="Listaszerbekezds"/>
+        <w:numPr>
+          <w:ilvl w:val="1"/>
+          <w:numId w:val="22"/>
+        </w:numPr>
+      </w:pPr>
+      <w:r>
+        <w:t>A fényképezőgép ikon elvisz a készítő Instagram oldalára.</w:t>
+      </w:r>
+    </w:p>
+    <w:p>
+      <w:pPr>
+        <w:pStyle w:val="Listaszerbekezds"/>
+        <w:numPr>
+          <w:ilvl w:val="1"/>
+          <w:numId w:val="22"/>
+        </w:numPr>
+      </w:pPr>
+      <w:r>
+        <w:t>A levél ikon elvisz a készítő Email címéhez, ahol levelet lehet neki írni.</w:t>
+      </w:r>
+    </w:p>
+    <w:p>
+      <w:pPr>
+        <w:pStyle w:val="Listaszerbekezds"/>
+        <w:numPr>
+          <w:ilvl w:val="1"/>
+          <w:numId w:val="22"/>
+        </w:numPr>
+      </w:pPr>
+      <w:r>
+        <w:t>Ügyfélszolgálat alatti telefonszám rákattintásakor az adott telefonszámot felhívja.</w:t>
+      </w:r>
+    </w:p>
+    <w:p>
+      <w:pPr>
+        <w:pStyle w:val="Listaszerbekezds"/>
+      </w:pPr>
+      <w:r>
+        <w:drawing>
+          <wp:inline distT="0" distB="0" distL="0" distR="0" wp14:anchorId="1D7E9CCE" wp14:editId="5A460B9B">
+            <wp:extent cx="5760720" cy="335280"/>
+            <wp:effectExtent l="0" t="0" r="0" b="7620"/>
+            <wp:docPr id="29" name="Kép 29"/>
+            <wp:cNvGraphicFramePr>
+              <a:graphicFrameLocks xmlns:a="http://schemas.openxmlformats.org/drawingml/2006/main" noChangeAspect="1"/>
+            </wp:cNvGraphicFramePr>
+            <a:graphic xmlns:a="http://schemas.openxmlformats.org/drawingml/2006/main">
+              <a:graphicData uri="http://schemas.openxmlformats.org/drawingml/2006/picture">
+                <pic:pic xmlns:pic="http://schemas.openxmlformats.org/drawingml/2006/picture">
+                  <pic:nvPicPr>
+                    <pic:cNvPr id="1" name=""/>
+                    <pic:cNvPicPr/>
+                  </pic:nvPicPr>
+                  <pic:blipFill>
+                    <a:blip r:embed="rId44"/>
+                    <a:stretch>
+                      <a:fillRect/>
+                    </a:stretch>
+                  </pic:blipFill>
+                  <pic:spPr>
+                    <a:xfrm>
+                      <a:off x="0" y="0"/>
+                      <a:ext cx="5760720" cy="335280"/>
+                    </a:xfrm>
+                    <a:prstGeom prst="rect">
+                      <a:avLst/>
+                    </a:prstGeom>
+                  </pic:spPr>
+                </pic:pic>
+              </a:graphicData>
+            </a:graphic>
+          </wp:inline>
+        </w:drawing>
+      </w:r>
+    </w:p>
+    <w:p>
+      <w:pPr>
+        <w:pStyle w:val="Listaszerbekezds"/>
+        <w:pageBreakBefore/>
+        <w:numPr>
+          <w:ilvl w:val="0"/>
+          <w:numId w:val="22"/>
+        </w:numPr>
+        <w:ind w:left="714" w:hanging="357"/>
+      </w:pPr>
+      <w:r>
+        <w:lastRenderedPageBreak/>
+        <w:t>A részletek oldalán minden adat megtalálható minden adat</w:t>
+      </w:r>
+      <w:r>
+        <w:t>,</w:t>
+      </w:r>
+      <w:r>
+        <w:t xml:space="preserve"> ami elérhető az albérletről</w:t>
+      </w:r>
+      <w:r>
+        <w:t xml:space="preserve"> </w:t>
+      </w:r>
+    </w:p>
+    <w:p>
+      <w:r>
+        <w:drawing>
+          <wp:inline distT="0" distB="0" distL="0" distR="0" wp14:anchorId="31E49C41" wp14:editId="27F397C8">
+            <wp:extent cx="5760720" cy="2840990"/>
+            <wp:effectExtent l="0" t="0" r="0" b="0"/>
+            <wp:docPr id="28" name="Kép 28"/>
+            <wp:cNvGraphicFramePr>
+              <a:graphicFrameLocks xmlns:a="http://schemas.openxmlformats.org/drawingml/2006/main" noChangeAspect="1"/>
+            </wp:cNvGraphicFramePr>
+            <a:graphic xmlns:a="http://schemas.openxmlformats.org/drawingml/2006/main">
+              <a:graphicData uri="http://schemas.openxmlformats.org/drawingml/2006/picture">
+                <pic:pic xmlns:pic="http://schemas.openxmlformats.org/drawingml/2006/picture">
+                  <pic:nvPicPr>
+                    <pic:cNvPr id="1" name=""/>
+                    <pic:cNvPicPr/>
+                  </pic:nvPicPr>
+                  <pic:blipFill>
+                    <a:blip r:embed="rId45"/>
+                    <a:stretch>
+                      <a:fillRect/>
+                    </a:stretch>
+                  </pic:blipFill>
+                  <pic:spPr>
+                    <a:xfrm>
+                      <a:off x="0" y="0"/>
+                      <a:ext cx="5760720" cy="2840990"/>
+                    </a:xfrm>
+                    <a:prstGeom prst="rect">
+                      <a:avLst/>
+                    </a:prstGeom>
+                  </pic:spPr>
+                </pic:pic>
+              </a:graphicData>
+            </a:graphic>
+          </wp:inline>
+        </w:drawing>
+      </w:r>
+    </w:p>
+    <w:p>
+      <w:pPr>
+        <w:pStyle w:val="Listaszerbekezds"/>
+        <w:numPr>
+          <w:ilvl w:val="0"/>
+          <w:numId w:val="22"/>
+        </w:numPr>
+      </w:pPr>
+      <w:r>
+        <w:t>A közép</w:t>
+      </w:r>
+      <w:r>
+        <w:t xml:space="preserve"> bal oldalon található az albérlet pontos címe, ami mellett található egy vissza nyíl, ami visszavezet az albérlet kereső oldalra, az albérletről található képek, amit a képeket a kép két szélén található nyíllal lehet váltani, vagy a kép alján található kis körökre való rányomásával. A képek alatt van egy leírás az albérletről, hogy miért jó ez az albérlet, vagy esetleg milyen kisebb hibái vannak.</w:t>
+      </w:r>
+    </w:p>
+    <w:p>
+      <w:pPr>
+        <w:pStyle w:val="Listaszerbekezds"/>
+      </w:pPr>
+      <w:r>
+        <w:drawing>
+          <wp:inline distT="0" distB="0" distL="0" distR="0" wp14:anchorId="3544B354" wp14:editId="32E86A6C">
+            <wp:extent cx="2906448" cy="2866720"/>
+            <wp:effectExtent l="0" t="0" r="8255" b="0"/>
+            <wp:docPr id="31" name="Kép 31"/>
+            <wp:cNvGraphicFramePr>
+              <a:graphicFrameLocks xmlns:a="http://schemas.openxmlformats.org/drawingml/2006/main" noChangeAspect="1"/>
+            </wp:cNvGraphicFramePr>
+            <a:graphic xmlns:a="http://schemas.openxmlformats.org/drawingml/2006/main">
+              <a:graphicData uri="http://schemas.openxmlformats.org/drawingml/2006/picture">
+                <pic:pic xmlns:pic="http://schemas.openxmlformats.org/drawingml/2006/picture">
+                  <pic:nvPicPr>
+                    <pic:cNvPr id="1" name=""/>
+                    <pic:cNvPicPr/>
+                  </pic:nvPicPr>
+                  <pic:blipFill>
+                    <a:blip r:embed="rId46"/>
+                    <a:stretch>
+                      <a:fillRect/>
+                    </a:stretch>
+                  </pic:blipFill>
+                  <pic:spPr>
+                    <a:xfrm>
+                      <a:off x="0" y="0"/>
+                      <a:ext cx="2944218" cy="2903973"/>
+                    </a:xfrm>
+                    <a:prstGeom prst="rect">
+                      <a:avLst/>
+                    </a:prstGeom>
+                  </pic:spPr>
+                </pic:pic>
+              </a:graphicData>
+            </a:graphic>
+          </wp:inline>
+        </w:drawing>
+      </w:r>
+    </w:p>
+    <w:p>
+      <w:pPr>
+        <w:pStyle w:val="Listaszerbekezds"/>
+        <w:pageBreakBefore/>
+        <w:numPr>
+          <w:ilvl w:val="0"/>
+          <w:numId w:val="22"/>
+        </w:numPr>
+        <w:ind w:left="714" w:hanging="357"/>
+      </w:pPr>
+      <w:r>
+        <w:lastRenderedPageBreak/>
+        <w:t>A közép jobb oldalon láthatóak az albérlet adatai. Az albérlet havi díja, melyik városban és megyében van, szobáinak a száma, az albérletnek az alapterülete, hányadik emeleten helyezkedik el és hogy van e lift a háztömbben lakás és szoba esetén, ház esetén az jelenik meg hogy hány szintes, ezt követi az, hogy bútorozott e az albérlet és végül a hirdetés dátuma.</w:t>
+      </w:r>
+    </w:p>
+    <w:p>
+      <w:pPr>
+        <w:pStyle w:val="Listaszerbekezds"/>
+        <w:ind w:left="714"/>
+      </w:pPr>
+      <w:r>
+        <w:drawing>
+          <wp:inline distT="0" distB="0" distL="0" distR="0" wp14:anchorId="1AFACFB7" wp14:editId="364DA19D">
+            <wp:extent cx="2029472" cy="2366656"/>
+            <wp:effectExtent l="0" t="0" r="8890" b="0"/>
+            <wp:docPr id="32" name="Kép 32"/>
+            <wp:cNvGraphicFramePr>
+              <a:graphicFrameLocks xmlns:a="http://schemas.openxmlformats.org/drawingml/2006/main" noChangeAspect="1"/>
+            </wp:cNvGraphicFramePr>
+            <a:graphic xmlns:a="http://schemas.openxmlformats.org/drawingml/2006/main">
+              <a:graphicData uri="http://schemas.openxmlformats.org/drawingml/2006/picture">
+                <pic:pic xmlns:pic="http://schemas.openxmlformats.org/drawingml/2006/picture">
+                  <pic:nvPicPr>
+                    <pic:cNvPr id="1" name=""/>
+                    <pic:cNvPicPr/>
+                  </pic:nvPicPr>
+                  <pic:blipFill>
+                    <a:blip r:embed="rId47"/>
+                    <a:stretch>
+                      <a:fillRect/>
+                    </a:stretch>
+                  </pic:blipFill>
+                  <pic:spPr>
+                    <a:xfrm>
+                      <a:off x="0" y="0"/>
+                      <a:ext cx="2057885" cy="2399790"/>
+                    </a:xfrm>
+                    <a:prstGeom prst="rect">
+                      <a:avLst/>
+                    </a:prstGeom>
+                  </pic:spPr>
+                </pic:pic>
+              </a:graphicData>
+            </a:graphic>
+          </wp:inline>
+        </w:drawing>
+      </w:r>
+    </w:p>
+    <w:p>
+      <w:pPr>
+        <w:pStyle w:val="Listaszerbekezds"/>
+        <w:numPr>
+          <w:ilvl w:val="0"/>
+          <w:numId w:val="22"/>
+        </w:numPr>
+      </w:pPr>
+      <w:r>
+        <w:drawing>
+          <wp:anchor distT="0" distB="0" distL="114300" distR="114300" simplePos="0" relativeHeight="251681792" behindDoc="1" locked="0" layoutInCell="1" allowOverlap="1" wp14:anchorId="7C80E813" wp14:editId="6A00C027">
+            <wp:simplePos x="0" y="0"/>
+            <wp:positionH relativeFrom="column">
+              <wp:posOffset>435610</wp:posOffset>
+            </wp:positionH>
+            <wp:positionV relativeFrom="paragraph">
+              <wp:posOffset>767715</wp:posOffset>
+            </wp:positionV>
+            <wp:extent cx="1795145" cy="1659255"/>
+            <wp:effectExtent l="0" t="0" r="0" b="0"/>
+            <wp:wrapSquare wrapText="bothSides"/>
+            <wp:docPr id="33" name="Kép 33"/>
+            <wp:cNvGraphicFramePr>
+              <a:graphicFrameLocks xmlns:a="http://schemas.openxmlformats.org/drawingml/2006/main" noChangeAspect="1"/>
+            </wp:cNvGraphicFramePr>
+            <a:graphic xmlns:a="http://schemas.openxmlformats.org/drawingml/2006/main">
+              <a:graphicData uri="http://schemas.openxmlformats.org/drawingml/2006/picture">
+                <pic:pic xmlns:pic="http://schemas.openxmlformats.org/drawingml/2006/picture">
+                  <pic:nvPicPr>
+                    <pic:cNvPr id="1" name=""/>
+                    <pic:cNvPicPr/>
+                  </pic:nvPicPr>
+                  <pic:blipFill>
+                    <a:blip r:embed="rId48">
+                      <a:extLst>
+                        <a:ext uri="{28A0092B-C50C-407E-A947-70E740481C1C}">
+                          <a14:useLocalDpi xmlns:a14="http://schemas.microsoft.com/office/drawing/2010/main" val="0"/>
+                        </a:ext>
+                      </a:extLst>
+                    </a:blip>
+                    <a:stretch>
+                      <a:fillRect/>
+                    </a:stretch>
+                  </pic:blipFill>
+                  <pic:spPr>
+                    <a:xfrm>
+                      <a:off x="0" y="0"/>
+                      <a:ext cx="1795145" cy="1659255"/>
+                    </a:xfrm>
+                    <a:prstGeom prst="rect">
+                      <a:avLst/>
+                    </a:prstGeom>
+                  </pic:spPr>
+                </pic:pic>
+              </a:graphicData>
+            </a:graphic>
+            <wp14:sizeRelH relativeFrom="margin">
+              <wp14:pctWidth>0</wp14:pctWidth>
+            </wp14:sizeRelH>
+            <wp14:sizeRelV relativeFrom="margin">
+              <wp14:pctHeight>0</wp14:pctHeight>
+            </wp14:sizeRelV>
+          </wp:anchor>
+        </w:drawing>
+      </w:r>
+      <w:r>
+        <w:t>Az albérlet adatai alatt található az ingatlan tulajdonosának az elérhetőségei, a telefonszáma és az email címe. A telefonszám vagy az email címre nyomáskor egyből kontaktba tudsz lépni a tulajjal és tovább érdeklődni az albérlet iránt.</w:t>
+      </w:r>
+    </w:p>
+    <w:p>
+      <w:pPr>
+        <w:pStyle w:val="Listaszerbekezds"/>
+      </w:pPr>
+      <w:r>
+        <w:t>Az Email gomb lenyomása után történt esemény:</w:t>
+      </w:r>
+    </w:p>
+    <w:p>
+      <w:pPr>
+        <w:pStyle w:val="Listaszerbekezds"/>
+        <w:keepNext/>
+      </w:pPr>
+      <w:r>
+        <w:rPr>
+          <w:noProof/>
+        </w:rPr>
+        <mc:AlternateContent>
+          <mc:Choice Requires="wps">
+            <w:drawing>
+              <wp:anchor distT="0" distB="0" distL="114300" distR="114300" simplePos="0" relativeHeight="251684864" behindDoc="0" locked="0" layoutInCell="1" allowOverlap="1" wp14:anchorId="7BD5829F" wp14:editId="74FA0205">
+                <wp:simplePos x="0" y="0"/>
+                <wp:positionH relativeFrom="column">
+                  <wp:posOffset>2342515</wp:posOffset>
+                </wp:positionH>
+                <wp:positionV relativeFrom="paragraph">
+                  <wp:posOffset>1879600</wp:posOffset>
+                </wp:positionV>
+                <wp:extent cx="3404870" cy="635"/>
+                <wp:effectExtent l="0" t="0" r="0" b="0"/>
+                <wp:wrapSquare wrapText="bothSides"/>
+                <wp:docPr id="35" name="Szövegdoboz 35"/>
+                <wp:cNvGraphicFramePr/>
+                <a:graphic xmlns:a="http://schemas.openxmlformats.org/drawingml/2006/main">
+                  <a:graphicData uri="http://schemas.microsoft.com/office/word/2010/wordprocessingShape">
+                    <wps:wsp>
+                      <wps:cNvSpPr txBox="1"/>
+                      <wps:spPr>
+                        <a:xfrm>
+                          <a:off x="0" y="0"/>
+                          <a:ext cx="3404870" cy="635"/>
+                        </a:xfrm>
+                        <a:prstGeom prst="rect">
+                          <a:avLst/>
+                        </a:prstGeom>
+                        <a:solidFill>
+                          <a:prstClr val="white"/>
+                        </a:solidFill>
+                        <a:ln>
+                          <a:noFill/>
+                        </a:ln>
+                      </wps:spPr>
+                      <wps:txbx>
+                        <w:txbxContent>
+                          <w:p>
+                            <w:pPr>
+                              <w:pStyle w:val="Kpalrs"/>
+                              <w:jc w:val="center"/>
+                              <w:rPr>
+                                <w:i w:val="0"/>
+                                <w:sz w:val="28"/>
+                              </w:rPr>
+                            </w:pPr>
+                            <w:r>
+                              <w:rPr>
+                                <w:i w:val="0"/>
+                                <w:sz w:val="20"/>
+                              </w:rPr>
+                              <w:t>Automatikusan beírta a címzetthez az Email címet</w:t>
+                            </w:r>
+                          </w:p>
+                        </w:txbxContent>
+                      </wps:txbx>
+                      <wps:bodyPr rot="0" spcFirstLastPara="0" vertOverflow="overflow" horzOverflow="overflow" vert="horz" wrap="square" lIns="0" tIns="0" rIns="0" bIns="0" numCol="1" spcCol="0" rtlCol="0" fromWordArt="0" anchor="t" anchorCtr="0" forceAA="0" compatLnSpc="1">
+                        <a:prstTxWarp prst="textNoShape">
+                          <a:avLst/>
+                        </a:prstTxWarp>
+                        <a:spAutoFit/>
+                      </wps:bodyPr>
+                    </wps:wsp>
+                  </a:graphicData>
+                </a:graphic>
+              </wp:anchor>
+            </w:drawing>
+          </mc:Choice>
+          <mc:Fallback>
+            <w:pict>
+              <v:shape w14:anchorId="7BD5829F" id="Szövegdoboz 35" o:spid="_x0000_s1027" type="#_x0000_t202" style="position:absolute;left:0;text-align:left;margin-left:184.45pt;margin-top:148pt;width:268.1pt;height:.05pt;z-index:251684864;visibility:visible;mso-wrap-style:square;mso-wrap-distance-left:9pt;mso-wrap-distance-top:0;mso-wrap-distance-right:9pt;mso-wrap-distance-bottom:0;mso-position-horizontal:absolute;mso-position-horizontal-relative:text;mso-position-vertical:absolute;mso-position-vertical-relative:text;v-text-anchor:top" o:gfxdata="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" stroked="f">
+                <v:textbox style="mso-fit-shape-to-text:t" inset="0,0,0,0">
+                  <w:txbxContent>
+                    <w:p>
+                      <w:pPr>
+                        <w:pStyle w:val="Kpalrs"/>
+                        <w:jc w:val="center"/>
+                        <w:rPr>
+                          <w:i w:val="0"/>
+                          <w:sz w:val="28"/>
+                        </w:rPr>
+                      </w:pPr>
+                      <w:r>
+                        <w:rPr>
+                          <w:i w:val="0"/>
+                          <w:sz w:val="20"/>
+                        </w:rPr>
+                        <w:t>Automatikusan beírta a címzetthez az Email címet</w:t>
+                      </w:r>
+                    </w:p>
+                  </w:txbxContent>
+                </v:textbox>
+                <w10:wrap type="square"/>
+              </v:shape>
+            </w:pict>
+          </mc:Fallback>
+        </mc:AlternateContent>
+      </w:r>
+      <w:r>
+        <w:drawing>
+          <wp:anchor distT="0" distB="0" distL="114300" distR="114300" simplePos="0" relativeHeight="251682816" behindDoc="0" locked="0" layoutInCell="1" allowOverlap="1" wp14:anchorId="29DE718D" wp14:editId="4B62A8BA">
+            <wp:simplePos x="0" y="0"/>
+            <wp:positionH relativeFrom="column">
+              <wp:posOffset>2342938</wp:posOffset>
+            </wp:positionH>
+            <wp:positionV relativeFrom="paragraph">
+              <wp:posOffset>3387</wp:posOffset>
+            </wp:positionV>
+            <wp:extent cx="3404978" cy="1819590"/>
+            <wp:effectExtent l="0" t="0" r="5080" b="9525"/>
+            <wp:wrapSquare wrapText="bothSides"/>
+            <wp:docPr id="34" name="Kép 34"/>
+            <wp:cNvGraphicFramePr>
+              <a:graphicFrameLocks xmlns:a="http://schemas.openxmlformats.org/drawingml/2006/main" noChangeAspect="1"/>
+            </wp:cNvGraphicFramePr>
+            <a:graphic xmlns:a="http://schemas.openxmlformats.org/drawingml/2006/main">
+              <a:graphicData uri="http://schemas.openxmlformats.org/drawingml/2006/picture">
+                <pic:pic xmlns:pic="http://schemas.openxmlformats.org/drawingml/2006/picture">
+                  <pic:nvPicPr>
+                    <pic:cNvPr id="1" name=""/>
+                    <pic:cNvPicPr/>
+                  </pic:nvPicPr>
+                  <pic:blipFill>
+                    <a:blip r:embed="rId49" cstate="print">
+                      <a:extLst>
+                        <a:ext uri="{28A0092B-C50C-407E-A947-70E740481C1C}">
+                          <a14:useLocalDpi xmlns:a14="http://schemas.microsoft.com/office/drawing/2010/main" val="0"/>
+                        </a:ext>
+                      </a:extLst>
+                    </a:blip>
+                    <a:stretch>
+                      <a:fillRect/>
+                    </a:stretch>
+                  </pic:blipFill>
+                  <pic:spPr>
+                    <a:xfrm>
+                      <a:off x="0" y="0"/>
+                      <a:ext cx="3404978" cy="1819590"/>
+                    </a:xfrm>
+                    <a:prstGeom prst="rect">
+                      <a:avLst/>
+                    </a:prstGeom>
+                  </pic:spPr>
+                </pic:pic>
+              </a:graphicData>
+            </a:graphic>
+          </wp:anchor>
+        </w:drawing>
+      </w:r>
+    </w:p>
+    <w:p>
+      <w:pPr>
+        <w:pStyle w:val="Listaszerbekezds"/>
+        <w:jc w:val="center"/>
+      </w:pPr>
+    </w:p>
+    <w:p>
+      <w:pPr>
+        <w:pStyle w:val="Listaszerbekezds"/>
+        <w:ind w:left="714"/>
+      </w:pPr>
+    </w:p>
+    <w:p>
+      <w:pPr>
+        <w:pStyle w:val="Listaszerbekezds"/>
+      </w:pPr>
+    </w:p>
+    <w:p>
+      <w:pPr>
+        <w:pageBreakBefore/>
+        <w:ind w:left="357"/>
+      </w:pPr>
     </w:p>
     <w:p>
       <w:pPr>
@@ -6833,7 +8178,7 @@
       <w:r>
         <w:tab/>
       </w:r>
-      <w:hyperlink r:id="rId32" w:history="1">
+      <w:hyperlink r:id="rId50" w:history="1">
         <w:r>
           <w:rPr>
             <w:rStyle w:val="Hiperhivatkozs"/>
@@ -6857,14 +8202,14 @@
       <w:r>
         <w:tab/>
       </w:r>
-      <w:hyperlink r:id="rId33" w:history="1"/>
+      <w:hyperlink r:id="rId51" w:history="1"/>
       <w:r>
         <w:tab/>
       </w:r>
       <w:r>
         <w:tab/>
       </w:r>
-      <w:hyperlink r:id="rId34" w:history="1">
+      <w:hyperlink r:id="rId52" w:history="1">
         <w:r>
           <w:rPr>
             <w:rStyle w:val="Hiperhivatkozs"/>
@@ -6891,7 +8236,7 @@
       <w:r>
         <w:tab/>
       </w:r>
-      <w:hyperlink r:id="rId35" w:history="1">
+      <w:hyperlink r:id="rId53" w:history="1">
         <w:r>
           <w:rPr>
             <w:rStyle w:val="Hiperhivatkozs"/>
@@ -6917,7 +8262,7 @@
       <w:r>
         <w:tab/>
       </w:r>
-      <w:hyperlink r:id="rId36" w:history="1">
+      <w:hyperlink r:id="rId54" w:history="1">
         <w:r>
           <w:rPr>
             <w:rStyle w:val="Hiperhivatkozs"/>
@@ -6941,7 +8286,7 @@
       <w:r>
         <w:t xml:space="preserve"> </w:t>
       </w:r>
-      <w:hyperlink r:id="rId37" w:history="1">
+      <w:hyperlink r:id="rId55" w:history="1">
         <w:r>
           <w:rPr>
             <w:rStyle w:val="Hiperhivatkozs"/>
@@ -6967,7 +8312,7 @@
       <w:r>
         <w:tab/>
       </w:r>
-      <w:hyperlink r:id="rId38" w:history="1">
+      <w:hyperlink r:id="rId56" w:history="1">
         <w:r>
           <w:rPr>
             <w:rStyle w:val="Hiperhivatkozs"/>
@@ -7001,7 +8346,7 @@
       <w:r>
         <w:tab/>
       </w:r>
-      <w:hyperlink r:id="rId39" w:history="1">
+      <w:hyperlink r:id="rId57" w:history="1">
         <w:r>
           <w:rPr>
             <w:rStyle w:val="Hiperhivatkozs"/>
@@ -7027,7 +8372,7 @@
       <w:r>
         <w:tab/>
       </w:r>
-      <w:hyperlink r:id="rId40" w:history="1">
+      <w:hyperlink r:id="rId58" w:history="1">
         <w:r>
           <w:rPr>
             <w:rStyle w:val="Hiperhivatkozs"/>
@@ -7061,7 +8406,7 @@
       <w:r>
         <w:t xml:space="preserve">  </w:t>
       </w:r>
-      <w:hyperlink r:id="rId41" w:history="1">
+      <w:hyperlink r:id="rId59" w:history="1">
         <w:r>
           <w:rPr>
             <w:rStyle w:val="Hiperhivatkozs"/>
@@ -7088,7 +8433,7 @@
       <w:r>
         <w:tab/>
       </w:r>
-      <w:hyperlink r:id="rId42" w:history="1">
+      <w:hyperlink r:id="rId60" w:history="1">
         <w:r>
           <w:rPr>
             <w:rStyle w:val="Hiperhivatkozs"/>
@@ -7110,7 +8455,7 @@
       <w:r>
         <w:tab/>
       </w:r>
-      <w:hyperlink r:id="rId43" w:history="1">
+      <w:hyperlink r:id="rId61" w:history="1">
         <w:r>
           <w:rPr>
             <w:rStyle w:val="Hiperhivatkozs"/>
@@ -7140,7 +8485,7 @@
       <w:r>
         <w:tab/>
       </w:r>
-      <w:hyperlink r:id="rId44" w:history="1">
+      <w:hyperlink r:id="rId62" w:history="1">
         <w:r>
           <w:rPr>
             <w:rStyle w:val="Hiperhivatkozs"/>
@@ -7237,7 +8582,7 @@
       </w:pPr>
     </w:p>
     <w:sectPr>
-      <w:footerReference w:type="default" r:id="rId45"/>
+      <w:footerReference w:type="default" r:id="rId63"/>
       <w:pgSz w:w="11906" w:h="16838"/>
       <w:pgMar w:top="1417" w:right="1417" w:bottom="1417" w:left="1417" w:header="708" w:footer="708" w:gutter="0"/>
       <w:pgNumType w:start="0"/>
@@ -11369,7 +12714,7 @@
 </file>
 
 <file path=customXml/itemProps1.xml><?xml version="1.0" encoding="utf-8"?>
-<ds:datastoreItem xmlns:ds="http://schemas.openxmlformats.org/officeDocument/2006/customXml" ds:itemID="{84D55B5B-EFA9-4D6D-B1FD-B1508B05CDDB}">
+<ds:datastoreItem xmlns:ds="http://schemas.openxmlformats.org/officeDocument/2006/customXml" ds:itemID="{082FA0B8-D96D-4741-8519-B10BB83D675C}">
   <ds:schemaRefs>
     <ds:schemaRef ds:uri="http://schemas.openxmlformats.org/officeDocument/2006/bibliography"/>
   </ds:schemaRefs>
